--- a/30_Clubs/06_Hackles_Patch_Skills_Checklist.docx
+++ b/30_Clubs/06_Hackles_Patch_Skills_Checklist.docx
@@ -628,7 +628,7 @@
           <w:color w:val="2B2D42"/>
           <w:sz w:val="21"/>
         </w:rPr>
-        <w:t>A free kit by Competence Collective · competencecollective.org · quillsup.org</w:t>
+        <w:t>Hackles · a free kit · quillsup.org</w:t>
       </w:r>
     </w:p>
     <w:p>
@@ -700,7 +700,7 @@
     <w:p>
       <w:r>
         <w:rPr/>
-        <w:t>A free kit by Competence Collective · competencecollective.org · quillsup.org</w:t>
+        <w:t>Hackles · a free kit · quillsup.org</w:t>
       </w:r>
     </w:p>
     <w:p>
@@ -804,7 +804,7 @@
               <w:rPr>
                 <w:sz w:val="19"/>
               </w:rPr>
-              <w:t xml:space="preserve"> The Hackles Patch is an original program written by Competence Collective for the Hackles Club. </w:t>
+              <w:t xml:space="preserve"> The Hackles Patch is an original program written by the Hackles team for the Hackles Club. </w:t>
             </w:r>
             <w:r>
               <w:rPr>
@@ -7307,7 +7307,7 @@
         <w:color w:val="5A5C70"/>
         <w:sz w:val="14"/>
       </w:rPr>
-      <w:t>Hackles · © 2026 Competence Collective · competencecollective.org · Text CC BY-NC 4.0 · Name, logos and art: all rights reserved</w:t>
+      <w:t>Hackles · quillsup.org · © 2026 Competence Collective · Text CC BY-NC 4.0 · Name, logos and art: all rights reserved</w:t>
     </w:r>
     <w:r>
       <w:tab/>
